--- a/document_templates/Notifications/PV-Notification.docx
+++ b/document_templates/Notifications/PV-Notification.docx
@@ -14,8 +14,8 @@
           <w:lang w:val="en-US"/>
         </w:rPr>
       </w:pPr>
-      <w:bookmarkStart w:id="0" w:name="_Hlk66701854"/>
-      <w:bookmarkStart w:id="1" w:name="_Hlk71183188"/>
+      <w:bookmarkStart w:id="0" w:name="_Hlk71183188"/>
+      <w:bookmarkStart w:id="1" w:name="_Hlk66701854"/>
       <w:r>
         <w:rPr>
           <w:rFonts w:hint="default" w:ascii="Times New Roman" w:hAnsi="Times New Roman" w:cs="Times New Roman"/>
@@ -1499,6 +1499,7 @@
           <w:lang w:val="en-US"/>
         </w:rPr>
       </w:pPr>
+      <w:bookmarkStart w:id="3" w:name="_GoBack"/>
       <w:r>
         <w:rPr>
           <w:rFonts w:hint="default" w:ascii="Times New Roman" w:hAnsi="Times New Roman" w:cs="Times New Roman"/>
@@ -1508,8 +1509,9 @@
           <w:szCs w:val="19"/>
           <w:lang w:val="en-US"/>
         </w:rPr>
-        <w:t>Head Crédit</w:t>
-      </w:r>
+        <w:t>Responsable du Département Crédit</w:t>
+      </w:r>
+      <w:bookmarkEnd w:id="3"/>
     </w:p>
     <w:p>
       <w:pPr>
@@ -2060,8 +2062,6 @@
               </w:rPr>
               <w:t>O</w:t>
             </w:r>
-            <w:bookmarkStart w:id="3" w:name="_GoBack"/>
-            <w:bookmarkEnd w:id="3"/>
             <w:r>
               <w:rPr>
                 <w:rFonts w:hint="default" w:ascii="Times New Roman" w:hAnsi="Times New Roman" w:cs="Times New Roman"/>
